--- a/zht/docx/49.content.docx
+++ b/zht/docx/49.content.docx
@@ -136,13 +136,6 @@
         <w:rPr>
           <w:lang w:val="zh_TW" w:bidi="zh_TW"/>
         </w:rPr>
-      </w:r>
-      <w:r>
-        <w:rPr>
-          <w:i/>
-          <w:lang w:val="zh_TW" w:bidi="zh_TW"/>
-        </w:rPr>
-        <w:t>以弗所書 1:1, 以弗所書 1:3, 以弗所書 1:4, 以弗所書 1:4 (#2), 以弗所書 1:5, 以弗所書 1:6, 以弗所書 1:7, 以弗所書 1:10, 以弗所書 1:13, 以弗所書 1:14, 以弗所書 1:18, 以弗所書 1:20, 以弗所書 1:22, 以弗所書 1:22 (#2), 以弗所書 1:23, 以弗所書 2:1, 以弗所書 2:2, 以弗所書 2:3, 以弗所書 2:4, 以弗所書 2:5, 以弗所書 2:6, 以弗所書 2:7, 以弗所書 2:8, 以弗所書 2:9, 以弗所書 2:10, 以弗所書 2:12, 以弗所書 2:13, 以弗所書 2:14, 以弗所書 2:15, 以弗所書 2:18, 以弗所書 2:20, 以弗所書 2:21, 以弗所書 2:22, 以弗所書 3:2, 以弗所書 3:3, 以弗所書 3:5, 以弗所書 3:6, 以弗所書 3:7, 以弗所書 3:9, 以弗所書 3:10, 以弗所書 3:12, 以弗所書 3:15, 以弗所書 3:16, 以弗所書 3:18, 以弗所書 3:21, 以弗所書 4:1, 以弗所書 4:7, 以弗所書 4:11, 以弗所書 4:12, 以弗所書 4:14, 以弗所書 4:16, 以弗所書 4:17, 以弗所書 4:18, 以弗所書 4:19, 以弗所書 4:22, 以弗所書 4:24, 以弗所書 4:27, 以弗所書 4:28, 以弗所書 4:29, 以弗所書 4:30, 以弗所書 4:32, 以弗所書 5:1, 以弗所書 5:2, 以弗所書 5:3, 以弗所書 5:4, 以弗所書 5:5, 以弗所書 5:6, 以弗所書 5:9, 以弗所書 5:11, 以弗所書 5:13, 以弗所書 5:16, 以弗所書 5:18, 以弗所書 5:19, 以弗所書 5:22, 以弗所書 5:23, 以弗所書 5:26, 以弗所書 5:28, 以弗所書 5:29, 以弗所書 5:31, 以弗所書 5:32, 以弗所書 6:1, 以弗所書 6:4, 以弗所書 6:5, 以弗所書 6:8, 以弗所書 6:9, 以弗所書 6:11, 以弗所書 6:12, 以弗所書 6:13, 以弗所書 6:16, 以弗所書 6:17, 以弗所書 6:18, 以弗所書 6:19, 以弗所書 6:20, 以弗所書 6:23</w:t>
       </w:r>
       <w:r>
         <w:rPr>

--- a/zht/docx/49.content.docx
+++ b/zht/docx/49.content.docx
@@ -123,19 +123,6 @@
           <w:lang w:val="zh_TW" w:bidi="zh_TW"/>
         </w:rPr>
         <w:t>EPH</w:t>
-      </w:r>
-      <w:r>
-        <w:rPr>
-          <w:lang w:val="zh_TW" w:bidi="zh_TW"/>
-        </w:rPr>
-      </w:r>
-    </w:p>
-    <w:p>
-      <w:pPr/>
-      <w:r>
-        <w:rPr>
-          <w:lang w:val="zh_TW" w:bidi="zh_TW"/>
-        </w:rPr>
       </w:r>
       <w:r>
         <w:rPr>

--- a/zht/docx/49.content.docx
+++ b/zht/docx/49.content.docx
@@ -19,7 +19,7 @@
         <w:rPr>
           <w:lang w:val="zh_TW" w:bidi="zh_TW"/>
         </w:rPr>
-        <w:t>Resource: 翻譯問題 (unfoldingWord)</w:t>
+        <w:t>Resource: unfoldingWord® Translation Questions</w:t>
       </w:r>
       <w:r>
         <w:rPr>
@@ -85,7 +85,7 @@
         <w:rPr>
           <w:lang w:val="zh_TW" w:bidi="zh_TW"/>
         </w:rPr>
-        <w:t>翻譯問題 (unfoldingWord)</w:t>
+        <w:t>unfoldingWord® Translation Questions</w:t>
       </w:r>
     </w:p>
     <w:p>
